--- a/Fase 2/Evidencias Proyecto/Evidencias de documentación/Sprint 0/Acta-Sprint-Review-S0.docx
+++ b/Fase 2/Evidencias Proyecto/Evidencias de documentación/Sprint 0/Acta-Sprint-Review-S0.docx
@@ -1509,7 +1509,13 @@
               <w:jc w:val="center"/>
             </w:pPr>
             <w:r>
-              <w:t xml:space="preserve">______________________________</w:t>
+              <w:rPr>
+                <w:rFonts w:ascii="Segoe Script" w:hAnsi="Segoe Script" w:eastAsia="Segoe Script"/>
+                <w:i/>
+                <w:color w:val="1F3A6B"/>
+                <w:sz w:val="26"/>
+              </w:rPr>
+              <w:t>Felipe Gutiérrez</w:t>
             </w:r>
           </w:p>
           <w:p>
@@ -1518,10 +1524,9 @@
             </w:pPr>
             <w:r>
               <w:rPr>
-                <w:b/>
-                <w:bCs/>
-              </w:rPr>
-              <w:t xml:space="preserve">Felipe Gutiérrez</w:t>
+                <w:rFonts w:ascii="Arial" w:hAnsi="Arial" w:eastAsia="Arial"/>
+              </w:rPr>
+              <w:t>______________________</w:t>
             </w:r>
           </w:p>
           <w:p>
@@ -1530,9 +1535,21 @@
             </w:pPr>
             <w:r>
               <w:rPr>
-                <w:color w:val="595959"/>
-              </w:rPr>
-              <w:t xml:space="preserve">Scrum Master</w:t>
+                <w:rFonts w:ascii="Arial" w:hAnsi="Arial" w:eastAsia="Arial"/>
+                <w:b/>
+              </w:rPr>
+              <w:t>Felipe Gutiérrez</w:t>
+            </w:r>
+          </w:p>
+          <w:p>
+            <w:pPr>
+              <w:jc w:val="center"/>
+            </w:pPr>
+            <w:r>
+              <w:rPr>
+                <w:rFonts w:ascii="Arial" w:hAnsi="Arial" w:eastAsia="Arial"/>
+              </w:rPr>
+              <w:t>Scrum Master</w:t>
             </w:r>
           </w:p>
         </w:tc>
@@ -1552,7 +1569,13 @@
               <w:jc w:val="center"/>
             </w:pPr>
             <w:r>
-              <w:t xml:space="preserve">______________________________</w:t>
+              <w:rPr>
+                <w:rFonts w:ascii="Segoe Script" w:hAnsi="Segoe Script" w:eastAsia="Segoe Script"/>
+                <w:i/>
+                <w:color w:val="1F3A6B"/>
+                <w:sz w:val="26"/>
+              </w:rPr>
+              <w:t>Esteban Morales</w:t>
             </w:r>
           </w:p>
           <w:p>
@@ -1561,10 +1584,9 @@
             </w:pPr>
             <w:r>
               <w:rPr>
-                <w:b/>
-                <w:bCs/>
-              </w:rPr>
-              <w:t xml:space="preserve">Esteban Morales</w:t>
+                <w:rFonts w:ascii="Arial" w:hAnsi="Arial" w:eastAsia="Arial"/>
+              </w:rPr>
+              <w:t>______________________</w:t>
             </w:r>
           </w:p>
           <w:p>
@@ -1573,9 +1595,21 @@
             </w:pPr>
             <w:r>
               <w:rPr>
-                <w:color w:val="595959"/>
-              </w:rPr>
-              <w:t xml:space="preserve">Developer</w:t>
+                <w:rFonts w:ascii="Arial" w:hAnsi="Arial" w:eastAsia="Arial"/>
+                <w:b/>
+              </w:rPr>
+              <w:t>Esteban Morales</w:t>
+            </w:r>
+          </w:p>
+          <w:p>
+            <w:pPr>
+              <w:jc w:val="center"/>
+            </w:pPr>
+            <w:r>
+              <w:rPr>
+                <w:rFonts w:ascii="Arial" w:hAnsi="Arial" w:eastAsia="Arial"/>
+              </w:rPr>
+              <w:t>Developer</w:t>
             </w:r>
           </w:p>
         </w:tc>
@@ -1595,7 +1629,13 @@
               <w:jc w:val="center"/>
             </w:pPr>
             <w:r>
-              <w:t xml:space="preserve">______________________________</w:t>
+              <w:rPr>
+                <w:rFonts w:ascii="Segoe Script" w:hAnsi="Segoe Script" w:eastAsia="Segoe Script"/>
+                <w:i/>
+                <w:color w:val="1F3A6B"/>
+                <w:sz w:val="26"/>
+              </w:rPr>
+              <w:t>Christian Cuadra</w:t>
             </w:r>
           </w:p>
           <w:p>
@@ -1604,10 +1644,9 @@
             </w:pPr>
             <w:r>
               <w:rPr>
-                <w:b/>
-                <w:bCs/>
-              </w:rPr>
-              <w:t xml:space="preserve">Christian Cuadra</w:t>
+                <w:rFonts w:ascii="Arial" w:hAnsi="Arial" w:eastAsia="Arial"/>
+              </w:rPr>
+              <w:t>______________________</w:t>
             </w:r>
           </w:p>
           <w:p>
@@ -1616,9 +1655,21 @@
             </w:pPr>
             <w:r>
               <w:rPr>
-                <w:color w:val="595959"/>
-              </w:rPr>
-              <w:t xml:space="preserve">Developer</w:t>
+                <w:rFonts w:ascii="Arial" w:hAnsi="Arial" w:eastAsia="Arial"/>
+                <w:b/>
+              </w:rPr>
+              <w:t>Christian Cuadra</w:t>
+            </w:r>
+          </w:p>
+          <w:p>
+            <w:pPr>
+              <w:jc w:val="center"/>
+            </w:pPr>
+            <w:r>
+              <w:rPr>
+                <w:rFonts w:ascii="Arial" w:hAnsi="Arial" w:eastAsia="Arial"/>
+              </w:rPr>
+              <w:t>Developer</w:t>
             </w:r>
           </w:p>
         </w:tc>

--- a/Fase 2/Evidencias Proyecto/Evidencias de documentación/Sprint 0/Acta-Sprint-Review-S0.docx
+++ b/Fase 2/Evidencias Proyecto/Evidencias de documentación/Sprint 0/Acta-Sprint-Review-S0.docx
@@ -1472,6 +1472,7 @@
     </w:p>
     <w:p>
       <w:pPr>
+        <w:keepNext/>
         <w:spacing w:after="120"/>
       </w:pPr>
     </w:p>
@@ -1493,6 +1494,9 @@
         <w:gridCol w:w="3010"/>
       </w:tblGrid>
       <w:tr>
+        <w:trPr>
+          <w:cantSplit/>
+        </w:trPr>
         <w:tc>
           <w:tcPr>
             <w:tcW w:type="dxa" w:w="3008"/>
@@ -1505,7 +1509,9 @@
           </w:tcPr>
           <w:p>
             <w:pPr>
-              <w:spacing w:before="600"/>
+              <w:keepNext/>
+              <w:keepLines/>
+              <w:spacing w:before="360"/>
               <w:jc w:val="center"/>
             </w:pPr>
             <w:r>
@@ -1520,6 +1526,8 @@
           </w:p>
           <w:p>
             <w:pPr>
+              <w:keepNext/>
+              <w:keepLines/>
               <w:jc w:val="center"/>
             </w:pPr>
             <w:r>
@@ -1531,6 +1539,8 @@
           </w:p>
           <w:p>
             <w:pPr>
+              <w:keepNext/>
+              <w:keepLines/>
               <w:jc w:val="center"/>
             </w:pPr>
             <w:r>
@@ -1543,6 +1553,7 @@
           </w:p>
           <w:p>
             <w:pPr>
+              <w:keepLines/>
               <w:jc w:val="center"/>
             </w:pPr>
             <w:r>
@@ -1565,7 +1576,9 @@
           </w:tcPr>
           <w:p>
             <w:pPr>
-              <w:spacing w:before="600"/>
+              <w:keepNext/>
+              <w:keepLines/>
+              <w:spacing w:before="360"/>
               <w:jc w:val="center"/>
             </w:pPr>
             <w:r>
@@ -1580,6 +1593,8 @@
           </w:p>
           <w:p>
             <w:pPr>
+              <w:keepNext/>
+              <w:keepLines/>
               <w:jc w:val="center"/>
             </w:pPr>
             <w:r>
@@ -1591,6 +1606,8 @@
           </w:p>
           <w:p>
             <w:pPr>
+              <w:keepNext/>
+              <w:keepLines/>
               <w:jc w:val="center"/>
             </w:pPr>
             <w:r>
@@ -1603,6 +1620,7 @@
           </w:p>
           <w:p>
             <w:pPr>
+              <w:keepLines/>
               <w:jc w:val="center"/>
             </w:pPr>
             <w:r>
@@ -1625,7 +1643,9 @@
           </w:tcPr>
           <w:p>
             <w:pPr>
-              <w:spacing w:before="600"/>
+              <w:keepNext/>
+              <w:keepLines/>
+              <w:spacing w:before="360"/>
               <w:jc w:val="center"/>
             </w:pPr>
             <w:r>
@@ -1640,6 +1660,8 @@
           </w:p>
           <w:p>
             <w:pPr>
+              <w:keepNext/>
+              <w:keepLines/>
               <w:jc w:val="center"/>
             </w:pPr>
             <w:r>
@@ -1651,6 +1673,8 @@
           </w:p>
           <w:p>
             <w:pPr>
+              <w:keepNext/>
+              <w:keepLines/>
               <w:jc w:val="center"/>
             </w:pPr>
             <w:r>
@@ -1663,6 +1687,7 @@
           </w:p>
           <w:p>
             <w:pPr>
+              <w:keepLines/>
               <w:jc w:val="center"/>
             </w:pPr>
             <w:r>

--- a/Fase 2/Evidencias Proyecto/Evidencias de documentación/Sprint 0/Acta-Sprint-Review-S0.docx
+++ b/Fase 2/Evidencias Proyecto/Evidencias de documentación/Sprint 0/Acta-Sprint-Review-S0.docx
@@ -1695,6 +1695,183 @@
                 <w:rFonts w:ascii="Arial" w:hAnsi="Arial" w:eastAsia="Arial"/>
               </w:rPr>
               <w:t>Developer</w:t>
+            </w:r>
+          </w:p>
+        </w:tc>
+      </w:tr>
+    </w:tbl>
+    <w:p>
+      <w:pPr>
+        <w:keepNext/>
+        <w:spacing w:after="60" w:before="360"/>
+        <w:jc w:val="center"/>
+      </w:pPr>
+      <w:r>
+        <w:rPr>
+          <w:rFonts w:ascii="Arial" w:hAnsi="Arial"/>
+          <w:b/>
+          <w:sz w:val="20"/>
+        </w:rPr>
+        <w:t>Validación de Agencia Cosmopolitan</w:t>
+      </w:r>
+    </w:p>
+    <w:tbl>
+      <w:tblPr>
+        <w:tblW w:type="dxa" w:w="9026"/>
+        <w:tblBorders>
+          <w:top w:val="single" w:color="auto" w:sz="4"/>
+          <w:left w:val="single" w:color="auto" w:sz="4"/>
+          <w:bottom w:val="single" w:color="auto" w:sz="4"/>
+          <w:right w:val="single" w:color="auto" w:sz="4"/>
+          <w:insideH w:val="single" w:color="auto" w:sz="4"/>
+          <w:insideV w:val="single" w:color="auto" w:sz="4"/>
+        </w:tblBorders>
+      </w:tblPr>
+      <w:tblGrid>
+        <w:gridCol w:w="3008"/>
+        <w:gridCol w:w="3008"/>
+      </w:tblGrid>
+      <w:tr>
+        <w:trPr>
+          <w:cantSplit/>
+        </w:trPr>
+        <w:tc>
+          <w:tcPr>
+            <w:tcW w:type="dxa" w:w="3008"/>
+            <w:tcBorders>
+              <w:top w:val="none" w:color="FFFFFF" w:sz="0"/>
+              <w:left w:val="none" w:color="FFFFFF" w:sz="0"/>
+              <w:bottom w:val="none" w:color="FFFFFF" w:sz="0"/>
+              <w:right w:val="none" w:color="FFFFFF" w:sz="0"/>
+            </w:tcBorders>
+          </w:tcPr>
+          <w:p>
+            <w:pPr>
+              <w:keepNext/>
+              <w:keepLines/>
+              <w:spacing w:before="360"/>
+              <w:jc w:val="center"/>
+            </w:pPr>
+            <w:r>
+              <w:rPr>
+                <w:rFonts w:ascii="Segoe Script" w:hAnsi="Segoe Script" w:eastAsia="Segoe Script"/>
+                <w:b w:val="0"/>
+                <w:i w:val="0"/>
+                <w:sz w:val="26"/>
+              </w:rPr>
+              <w:t xml:space="preserve"> </w:t>
+            </w:r>
+          </w:p>
+          <w:p>
+            <w:pPr>
+              <w:keepNext/>
+              <w:keepLines/>
+              <w:jc w:val="center"/>
+            </w:pPr>
+            <w:r>
+              <w:rPr>
+                <w:rFonts w:ascii="Arial" w:hAnsi="Arial" w:eastAsia="Arial"/>
+              </w:rPr>
+              <w:t>______________________</w:t>
+            </w:r>
+          </w:p>
+          <w:p>
+            <w:pPr>
+              <w:keepNext/>
+              <w:keepLines/>
+              <w:jc w:val="center"/>
+            </w:pPr>
+            <w:r>
+              <w:rPr>
+                <w:rFonts w:ascii="Arial" w:hAnsi="Arial" w:eastAsia="Arial"/>
+                <w:b/>
+                <w:i w:val="0"/>
+              </w:rPr>
+              <w:t>Pía Mercado</w:t>
+            </w:r>
+          </w:p>
+          <w:p>
+            <w:pPr>
+              <w:keepLines/>
+              <w:jc w:val="center"/>
+            </w:pPr>
+            <w:r>
+              <w:rPr>
+                <w:rFonts w:ascii="Arial" w:hAnsi="Arial" w:eastAsia="Arial"/>
+                <w:b w:val="0"/>
+                <w:i w:val="0"/>
+              </w:rPr>
+              <w:t>Agencia Cosmopolitan</w:t>
+            </w:r>
+          </w:p>
+        </w:tc>
+        <w:tc>
+          <w:tcPr>
+            <w:tcW w:type="dxa" w:w="3008"/>
+            <w:tcBorders>
+              <w:top w:val="none" w:color="FFFFFF" w:sz="0"/>
+              <w:left w:val="none" w:color="FFFFFF" w:sz="0"/>
+              <w:bottom w:val="none" w:color="FFFFFF" w:sz="0"/>
+              <w:right w:val="none" w:color="FFFFFF" w:sz="0"/>
+            </w:tcBorders>
+          </w:tcPr>
+          <w:p>
+            <w:pPr>
+              <w:keepNext/>
+              <w:keepLines/>
+              <w:spacing w:before="360"/>
+              <w:jc w:val="center"/>
+            </w:pPr>
+            <w:r>
+              <w:rPr>
+                <w:rFonts w:ascii="Segoe Script" w:hAnsi="Segoe Script" w:eastAsia="Segoe Script"/>
+                <w:b w:val="0"/>
+                <w:i w:val="0"/>
+                <w:sz w:val="26"/>
+              </w:rPr>
+              <w:t xml:space="preserve"> </w:t>
+            </w:r>
+          </w:p>
+          <w:p>
+            <w:pPr>
+              <w:keepNext/>
+              <w:keepLines/>
+              <w:jc w:val="center"/>
+            </w:pPr>
+            <w:r>
+              <w:rPr>
+                <w:rFonts w:ascii="Arial" w:hAnsi="Arial" w:eastAsia="Arial"/>
+              </w:rPr>
+              <w:t>______________________</w:t>
+            </w:r>
+          </w:p>
+          <w:p>
+            <w:pPr>
+              <w:keepNext/>
+              <w:keepLines/>
+              <w:jc w:val="center"/>
+            </w:pPr>
+            <w:r>
+              <w:rPr>
+                <w:rFonts w:ascii="Arial" w:hAnsi="Arial" w:eastAsia="Arial"/>
+                <w:b/>
+                <w:i w:val="0"/>
+              </w:rPr>
+              <w:t>Valentina Frías</w:t>
+            </w:r>
+          </w:p>
+          <w:p>
+            <w:pPr>
+              <w:keepLines/>
+              <w:jc w:val="center"/>
+            </w:pPr>
+            <w:r>
+              <w:rPr>
+                <w:rFonts w:ascii="Arial" w:hAnsi="Arial" w:eastAsia="Arial"/>
+                <w:b w:val="0"/>
+                <w:i w:val="0"/>
+              </w:rPr>
+              <w:t>Agencia Cosmopolitan</w:t>
             </w:r>
           </w:p>
         </w:tc>
